--- a/downloads/documents/05 Materials/Unit 01/Slides/Slides 01.20 - Budget Meal Lab.docx
+++ b/downloads/documents/05 Materials/Unit 01/Slides/Slides 01.20 - Budget Meal Lab.docx
@@ -1225,7 +1225,7 @@
     <w:sectPr>
       <w:headerReference w:type="default" r:id="rId9"/>
       <w:pgSz w:w="12240" w:h="15840"/>
-      <w:pgMar w:top="1440" w:bottom="1440" w:left="1440" w:right="1440" w:header="504"/>
+      <w:pgMar w:top="1296" w:bottom="1296" w:left="1296" w:right="1296" w:header="504"/>
     </w:sectPr>
   </w:body>
 </w:document>

--- a/downloads/documents/05 Materials/Unit 01/Slides/Slides 01.20 - Budget Meal Lab.docx
+++ b/downloads/documents/05 Materials/Unit 01/Slides/Slides 01.20 - Budget Meal Lab.docx
@@ -6,9 +6,9 @@
       <w:pPr>
         <w:pStyle w:val="Heading1"/>
       </w:pPr>
-      <w:bookmarkStart w:id="20" w:name="slides-01.20-budget-meal-lab"/>
-      <w:r>
-        <w:t xml:space="preserve">Slides 01.20: Budget Meal Lab</w:t>
+      <w:bookmarkStart w:id="20" w:name="slides-1.20-budget-meal-lab"/>
+      <w:r>
+        <w:t xml:space="preserve">Slides 1.20: Budget Meal Lab</w:t>
       </w:r>
       <w:bookmarkEnd w:id="20"/>
     </w:p>

--- a/downloads/documents/05 Materials/Unit 01/Slides/Slides 01.20 - Budget Meal Lab.docx
+++ b/downloads/documents/05 Materials/Unit 01/Slides/Slides 01.20 - Budget Meal Lab.docx
@@ -203,7 +203,7 @@
         <w:pStyle w:val="Compact"/>
       </w:pPr>
       <w:r>
-        <w:t xml:space="preserve">Seven roles with a name and a job per phase.</w:t>
+        <w:t xml:space="preserve">The eight lab roles with a name and a job per phase.</w:t>
       </w:r>
     </w:p>
     <w:p>
@@ -536,9 +536,9 @@
       <w:pPr>
         <w:pStyle w:val="Heading2"/>
       </w:pPr>
-      <w:bookmarkStart w:id="29" w:name="slide-9-lab-roles-for-day-2"/>
-      <w:r>
-        <w:t xml:space="preserve">Slide 9: Lab roles for Day 2</w:t>
+      <w:bookmarkStart w:id="29" w:name="Xde2da0f16a348cad721108ff06e595a986aec36"/>
+      <w:r>
+        <w:t xml:space="preserve">Slide 9: Lab roles for Day 2 (the same eight as Labs 1 and 2)</w:t>
       </w:r>
       <w:bookmarkEnd w:id="29"/>
     </w:p>
@@ -551,7 +551,7 @@
         <w:pStyle w:val="Compact"/>
       </w:pPr>
       <w:r>
-        <w:t xml:space="preserve">Station Manager: reads the card, calls time.</w:t>
+        <w:t xml:space="preserve">Station Manager: station ready, hands and fridge check, leads the clean and check, reports.</w:t>
       </w:r>
     </w:p>
     <w:p>
@@ -563,7 +563,7 @@
         <w:pStyle w:val="Compact"/>
       </w:pPr>
       <w:r>
-        <w:t xml:space="preserve">Prep Lead: sets out every ingredient and tool.</w:t>
+        <w:t xml:space="preserve">Head Cook: reads the card aloud, the stovetop or the oven assembly, the thermometer.</w:t>
       </w:r>
     </w:p>
     <w:p>
@@ -575,7 +575,7 @@
         <w:pStyle w:val="Compact"/>
       </w:pPr>
       <w:r>
-        <w:t xml:space="preserve">Cook Lead: the stovetop or the oven assembly.</w:t>
+        <w:t xml:space="preserve">Second Cook: the second pot or the second sheet, knobs off.</w:t>
       </w:r>
     </w:p>
     <w:p>
@@ -587,7 +587,7 @@
         <w:pStyle w:val="Compact"/>
       </w:pPr>
       <w:r>
-        <w:t xml:space="preserve">Plate Captain: place settings and plating.</w:t>
+        <w:t xml:space="preserve">Prep Cook: sets out every ingredient and tool, opens and rinses.</w:t>
       </w:r>
     </w:p>
     <w:p>
@@ -599,7 +599,7 @@
         <w:pStyle w:val="Compact"/>
       </w:pPr>
       <w:r>
-        <w:t xml:space="preserve">Clean Crew (two): wash as you go; surfaces, floor, trash.</w:t>
+        <w:t xml:space="preserve">Helper Cook: helps the Prep Cook, washes as you go, floor and trash.</w:t>
       </w:r>
     </w:p>
     <w:p>
@@ -611,7 +611,31 @@
         <w:pStyle w:val="Compact"/>
       </w:pPr>
       <w:r>
-        <w:t xml:space="preserve">Safety and Sanitation Checker: hands, thermometer, leftovers.</w:t>
+        <w:t xml:space="preserve">Toppings Chief: cheese, sauce, salsa; surfaces; leftovers by the two-hour rule.</w:t>
+      </w:r>
+    </w:p>
+    <w:p>
+      <w:pPr>
+        <w:numPr>
+          <w:ilvl w:val="0"/>
+          <w:numId w:val="1015"/>
+        </w:numPr>
+        <w:pStyle w:val="Compact"/>
+      </w:pPr>
+      <w:r>
+        <w:t xml:space="preserve">Plate Builder: sets the table, plates seven portions, dishes.</w:t>
+      </w:r>
+    </w:p>
+    <w:p>
+      <w:pPr>
+        <w:numPr>
+          <w:ilvl w:val="0"/>
+          <w:numId w:val="1015"/>
+        </w:numPr>
+        <w:pStyle w:val="Compact"/>
+      </w:pPr>
+      <w:r>
+        <w:t xml:space="preserve">Time Keeper: calls time, calls the teacher, second set of eyes. At seven students, the Station Manager.</w:t>
       </w:r>
       <w:r>
         <w:t xml:space="preserve"> </w:t>
@@ -773,7 +797,7 @@
         <w:pStyle w:val="Compact"/>
       </w:pPr>
       <w:r>
-        <w:t xml:space="preserve">The Safety Checker calls the two-hour rule at cleanup.</w:t>
+        <w:t xml:space="preserve">The Time Keeper calls the two-hour rule at cleanup.</w:t>
       </w:r>
       <w:r>
         <w:t xml:space="preserve"> </w:t>
@@ -865,7 +889,7 @@
         <w:pStyle w:val="Compact"/>
       </w:pPr>
       <w:r>
-        <w:t xml:space="preserve">Station Manager reads the card aloud.</w:t>
+        <w:t xml:space="preserve">Head Cook reads the card aloud.</w:t>
       </w:r>
     </w:p>
     <w:p>
@@ -877,7 +901,7 @@
         <w:pStyle w:val="Compact"/>
       </w:pPr>
       <w:r>
-        <w:t xml:space="preserve">Prep Lead sets out everything.</w:t>
+        <w:t xml:space="preserve">Prep Cook sets out everything; Helper Cook helps.</w:t>
       </w:r>
     </w:p>
     <w:p>
@@ -889,7 +913,7 @@
         <w:pStyle w:val="Compact"/>
       </w:pPr>
       <w:r>
-        <w:t xml:space="preserve">Safety Checker: fridge temperature, hand washing.</w:t>
+        <w:t xml:space="preserve">Station Manager: fridge temperature, hand washing.</w:t>
       </w:r>
     </w:p>
     <w:p>
@@ -901,7 +925,7 @@
         <w:pStyle w:val="Compact"/>
       </w:pPr>
       <w:r>
-        <w:t xml:space="preserve">Plate Captain: one place setting per person.</w:t>
+        <w:t xml:space="preserve">Plate Builder: one place setting per person.</w:t>
       </w:r>
       <w:r>
         <w:t xml:space="preserve"> </w:t>
@@ -929,7 +953,7 @@
         <w:pStyle w:val="Compact"/>
       </w:pPr>
       <w:r>
-        <w:t xml:space="preserve">Cook Lead cooks. Prep Lead hands ingredients in order.</w:t>
+        <w:t xml:space="preserve">Head Cook and Second Cook cook. Prep Cook hands ingredients in order. Toppings Chief adds the cheese, sauce, or salsa.</w:t>
       </w:r>
     </w:p>
     <w:p>
@@ -941,7 +965,7 @@
         <w:pStyle w:val="Compact"/>
       </w:pPr>
       <w:r>
-        <w:t xml:space="preserve">Station Manager watches the flowchart and calls time.</w:t>
+        <w:t xml:space="preserve">Time Keeper watches the flowchart and calls time; handles in; towels off burners.</w:t>
       </w:r>
     </w:p>
     <w:p>
@@ -953,7 +977,7 @@
         <w:pStyle w:val="Compact"/>
       </w:pPr>
       <w:r>
-        <w:t xml:space="preserve">Clean Crew washes as you go.</w:t>
+        <w:t xml:space="preserve">Helper Cook washes as you go.</w:t>
       </w:r>
     </w:p>
     <w:p>
@@ -965,7 +989,7 @@
         <w:pStyle w:val="Compact"/>
       </w:pPr>
       <w:r>
-        <w:t xml:space="preserve">Safety Checker: reheated meat to 165 F; handles in; towels off burners.</w:t>
+        <w:t xml:space="preserve">Head Cook: reheated meat to 165 F.</w:t>
       </w:r>
       <w:r>
         <w:t xml:space="preserve"> </w:t>
@@ -1033,7 +1057,7 @@
         <w:pStyle w:val="Compact"/>
       </w:pPr>
       <w:r>
-        <w:t xml:space="preserve">Seven tasting portions.</w:t>
+        <w:t xml:space="preserve">Plate Builder plates seven tasting portions; Toppings Chief finishes each plate.</w:t>
       </w:r>
     </w:p>
     <w:p>
@@ -1127,7 +1151,7 @@
         <w:pStyle w:val="Compact"/>
       </w:pPr>
       <w:r>
-        <w:t xml:space="preserve">Leftovers: labeled container in the refrigerator, or trash, by the two-hour rule. The Safety Checker decides and says why.</w:t>
+        <w:t xml:space="preserve">Leftovers: labeled container in the refrigerator, or trash, by the two-hour rule. The Time Keeper calls it and says why; the Toppings Chief puts them away.</w:t>
       </w:r>
     </w:p>
     <w:p>
@@ -1161,7 +1185,7 @@
         <w:pStyle w:val="Compact"/>
       </w:pPr>
       <w:r>
-        <w:t xml:space="preserve">On the back of the card: safety, the dish, teamwork. 1 to 4 each.</w:t>
+        <w:t xml:space="preserve">On the back of the card, the lab rubric’s four rows: the station card, the cook in role, the self-assessment and change, safety and sanitation. 1 to 4 each.</w:t>
       </w:r>
     </w:p>
     <w:p>
@@ -1225,7 +1249,7 @@
     <w:sectPr>
       <w:headerReference w:type="default" r:id="rId9"/>
       <w:pgSz w:w="12240" w:h="15840"/>
-      <w:pgMar w:top="1296" w:bottom="1296" w:left="1296" w:right="1296" w:header="504"/>
+      <w:pgMar w:top="1440" w:bottom="1440" w:left="1440" w:right="1440" w:header="504"/>
     </w:sectPr>
   </w:body>
 </w:document>
